--- a/example_articles/countries/Hungary/2.countries_Hungary_Other_publisher.docx
+++ b/example_articles/countries/Hungary/2.countries_Hungary_Other_publisher.docx
@@ -27,17 +27,17 @@
     </w:p>
     <w:p>
       <w:r>
-        <w:t>Source File: Other publishers/Files (500) (21).DOCX</w:t>
+        <w:t>Source file: Other publishers/Files (500) (21).DOCX</w:t>
       </w:r>
     </w:p>
     <w:p>
       <w:r>
-        <w:t>Raw locations result: ['Hungary']</w:t>
+        <w:t>Raw locations result, 'locations': ['Hungary']</w:t>
       </w:r>
     </w:p>
     <w:p>
       <w:r>
-        <w:t>countries_stand_flat (Standardized): Hungary</w:t>
+        <w:t>Standardized locations result, 'countries_stand_flat': Hungary</w:t>
       </w:r>
     </w:p>
     <w:p>

--- a/example_articles/countries/Hungary/2.countries_Hungary_Other_publisher.docx
+++ b/example_articles/countries/Hungary/2.countries_Hungary_Other_publisher.docx
@@ -7,7 +7,7 @@
         <w:pStyle w:val="Heading1"/>
       </w:pPr>
       <w:r>
-        <w:t>BLACK FAMILY FLEEING BRIDESBURG AFTER DEATH THREAT&lt; BRIDGET WARD SAID SHE HAD PUT UP WITH THE SLURS,&lt; "BUT I CAN'T JEOPARDIZE MY CHILDREN."</w:t>
+        <w:t>WHEN THE REBELS OF HUNGARY ROCKED THE SOVIET EMPIRE&lt; IT WAS 40 YEARS AGO, AGAINST THE ODDS, AND MANY DIED. BUT THE UPRISING SHOWED&lt; A THIRST FOR FREEDOM THAT, IN THE END, WAS QUENCHED, HISTORIANS SAY.</w:t>
       </w:r>
     </w:p>
     <w:p>
@@ -17,17 +17,17 @@
     </w:p>
     <w:p>
       <w:r>
-        <w:t>Date: 1996-05-02</w:t>
+        <w:t>Date: 1996-10-20</w:t>
       </w:r>
     </w:p>
     <w:p>
       <w:r>
-        <w:t>Section: CITY &amp; REGION; Pg. B01</w:t>
+        <w:t>Section: NATIONAL; Pg. A02</w:t>
       </w:r>
     </w:p>
     <w:p>
       <w:r>
-        <w:t>Source file: Other publishers/Files (500) (21).DOCX</w:t>
+        <w:t>Source file: Other publishers/Files (500) (27).DOCX</w:t>
       </w:r>
     </w:p>
     <w:p>
@@ -49,51 +49,65 @@
     </w:p>
     <w:p>
       <w:r>
-        <w:t>Bridget Ward, whose move five weeks ago into a Bridesburg rowhouse brought a barrage of taunts and racist graffiti, has decided to move on.</w:t>
+        <w:t>Maria Wittner recalls vividly how she made Molotov cocktails to destroy Soviet tanks 40 years ago.</w:t>
         <w:br/>
-        <w:t>"They threatened me and my children, and when they threaten me and my children I've got to go," Ward said early today.</w:t>
+        <w:t>With her hands, Wittner, 59, makes the motion of filling a bottle and stuffing a rag in its neck. Holding a model tank she keeps on a bookshelf, she shows how young men would aim the bomb just behind the turret to set it on fire.</w:t>
         <w:br/>
-        <w:t>She said the final push came from an anonymous letter she received about two weeks ago, a letter that included a threat to kill her 3- and 9-year-old daughters. Despite efforts by police and city officials to investigate the threats, she said, there have been no arrests.</w:t>
+        <w:t>"It was like an explosion, like a fire," Wittner said of the surge of patriotism and anti-Russian feeling that swept Hungary in 1956. Thousands of people fought - and briefly won - against impossible odds in the Oct. 23 uprising that shook Soviet domination of Eastern Europe to its foundations.</w:t>
         <w:br/>
-        <w:t>"If I didn't have these kids, my daughters, I'd stay here to the bitter end. But I can't jeopardize my children because of these idiots," Ward said.</w:t>
+        <w:t>"We were always moving; there was no time to organize," said Wittner, who, as a 19-year-old orphan doing odd jobs in Budapest, joined hundreds of Hungarians holed up in the Corvin Cinema, one of several bases, to battle Soviet troops.</w:t>
         <w:br/>
-        <w:t>It was March 29 when Ward and her daughters moved into the rented rowhouse in the 2700 block of Eddington Street. That night, she heard taunts outside her door. By the morning, racial epithets had been scrawled on her steps.</w:t>
+        <w:t>"We slept only for a few hours at a time. People were killed, and we buried them behind the theater," she said in an interview in her small apartment on the city's outskirts.</w:t>
         <w:br/>
-        <w:t>Ward, a 32-year-old certified nurse's aide, hadn't realized what she was getting into when she chose the neighborhood in a working-class section of the lower Northeast, where African Americans are a rarity.</w:t>
+        <w:t>"We were busy and enthusiastic and I don't remember being afraid," said Wittner, who was seriously wounded by shrapnel, arrested and sentenced to death but released during an amnesty in 1970.</w:t>
         <w:br/>
-        <w:t>Ward liked the two-story brick rowhouse and its spacious yard, which she rented for $650 a month. She thought the block seemed like a safe place for her and her children. On that point, she said this morning, she had been wrong.</w:t>
+        <w:t>"What I can say is that only youth can really make a revolution. It was a situation where it was easy to die, but we didn't think about it," said Wittner, whose mug shot caught her youthful beauty and haunted gaze.</w:t>
         <w:br/>
-        <w:t>Ward said she met yesterday, along with NAACP officials, with Mayor Rendell and Police Commissioner Richard Neal. From the beginning, Rendell had said that Ward should be supported in whatever she chose, but that the city should ensure that she and her family were not forced out.</w:t>
+        <w:t>The uprising, in which 25,000 people were killed, posed the biggest challenge at that time to Soviet hegemony in Eastern Europe. But it was doomed to failure because the West, fearing that a confrontation could spark World War III, did not intervene.</w:t>
         <w:br/>
-        <w:t>"The mayor has been very very helpful to me," Ward said. So have police detectives and officials from the Human Relations Commission, she said. But that hadn't stopped the threats.</w:t>
+        <w:t>After fanning the flames of rebellion with talk of "liberation" in propaganda on Radio Free Europe and Radio Liberty, the West did nothing when the Soviets struck back in early November with a massive invasion of tanks and troops.</w:t>
         <w:br/>
-        <w:t>"Their hands were tied," she said. "Who were they going to lock up if they couldn't find them?"</w:t>
+        <w:t>"This revolution was the first obvious proof of the existence of the status-quo policy [between the superpowers]," said Csaba Bekes, a researcher at Hungary's Institute for the History of the 1956 Revolution.</w:t>
         <w:br/>
-        <w:t>In the end, Ward concluded, their support just wasn't enough.</w:t>
+        <w:t>"That was the lesson. . . . Many people understood, but many did not and still do not."</w:t>
         <w:br/>
-        <w:t>"After [yesterday's] meeting was over, I let them all know at the table that I was not going to stay," Ward said.</w:t>
+        <w:t>THE UPRISING GETS CREDIT</w:t>
         <w:br/>
-        <w:t>"They say sit and fight, but it's hard. One family can't sit and fight."</w:t>
+        <w:t>But historians, who obtained access to previously secret Hungarian and Soviet documents when communism collapsed in the late 1980s, say the uprising was not in vain.</w:t>
         <w:br/>
-        <w:t>Not everyone had been unwelcoming. Some neighbors delivered Easter candy and greeting cards that pleaded with her to stay.</w:t>
+        <w:t>"It was the first big blow to communism," said historian Charles Gati, who, at the time, was a 22-year-old journalist who had to flee Hungary because of articles he had written.</w:t>
         <w:br/>
-        <w:t>Vickie Wendowski, a black woman who has lived in Bridesburg all her life, tried to put the incidents into perspective during an interview last month.</w:t>
+        <w:t>"It ruined what we used to call the international communist movement. That very term became a misnomer, and it all started in Hungary," said Gati, now a senior vice president of the U.S. firm Interinvest.</w:t>
         <w:br/>
-        <w:t>"This is an old white neighborhood and people here don't like change. . . . People are afraid they're going to get bad people coming in," said Wendowski, who added that she had never had any problems.</w:t>
+        <w:t>Hungary, with its motley crew of fighters, many armed only with rocks, found the chinks in the Soviet armor.</w:t>
         <w:br/>
-        <w:t>But it didn't work out that way for Bridget Ward.</w:t>
+        <w:t>"It was a serious battle," said Bela Kiraly, a retired general who commanded Hungarian fighters. He said 200 Soviet tanks were destroyed or disabled in the first week of the invasion, more than in some battles in World War II.</w:t>
         <w:br/>
-        <w:t>"This is not my home if I can't be happy in it," she said. "One day I'll have a house I can call a home."</w:t>
+        <w:t>"The intensity could not be measured in the head count of the number of dead and wounded. That number remains obscure," said Kiraly, who went to America and returned a few years ago.</w:t>
         <w:br/>
-        <w:t>Ward said she planned to announce her decision during a news conference later today.</w:t>
+        <w:t>"We were fighting for national independence, for a chance to have national elections, for a democratic government. We achieved some of it, but only for a few days."</w:t>
         <w:br/>
-        <w:t>She added that she was not yet sure where she would move. "Three bedrooms, a back yard and a cellar - that's all I'm looking for. And affordable rent," she said.</w:t>
+        <w:t>MANY FLED OR WERE JAILED</w:t>
         <w:br/>
-        <w:t>The Bridesburg house was missing one key thing, she said. She wanted her daughters to grow up in an atmosphere free from bigotry.</w:t>
+        <w:t>Hungary paid a heavy price for its pioneering effort.</w:t>
         <w:br/>
-        <w:t>"That's why we have to find somewhere else. I don't want them to grow up mean and hateful - I don't want them to feel that it has to be like this," Ward said.</w:t>
+        <w:t>About 2 percent of Hungary's 10 million population, or 250,000 people, many of them students and intellectuals, fled the country. Hungary, which during the uprising renounced its membership in the Warsaw Pact, was forced to remain in the Soviet bloc for an additional three decades.</w:t>
         <w:br/>
-        <w:t>"I don't want them to hate anyone."</w:t>
+        <w:t>Thousands were imprisoned, many were tortured, and hundreds were executed. Children of the uprising's leaders were stigmatized and found their way blocked to schooling or jobs.</w:t>
+        <w:br/>
+        <w:t>"My mother and I were allowed to see my father on his last day, and there were not many who had the chance," said Katalin Kosa, whose father, Pal, the head of a revolutionary council in a working-class district of Budapest, was hanged in 1959.</w:t>
+        <w:br/>
+        <w:t>"He had been tortured, but he tried to keep us from crying. He told my mother, 'I don't feel human anymore,' because he had been so beaten up," said Kosa, who went to work at age 14 but managed to continue her schooling under a different name.</w:t>
+        <w:br/>
+        <w:t>"He tried to commit suicide but was not successful . . . and he never asked for mercy. They said he was stubborn and so anticommunist there was nothing but to sentence him to death."</w:t>
+        <w:br/>
+        <w:t>Imre Nagy, a communist leader who served as prime minister during the uprising, also was executed because he refused to recant. His death still provokes bitter debate in Hungary, where former communists reincarnated as the Hungarian Socialist Party dominate the government and claim Nagy as one of their forebears.</w:t>
+        <w:br/>
+        <w:t>After a democratic government took office in Hungary in 1990, there was much soul-searching about the uprising, but now it has begun to fade into history.</w:t>
+        <w:br/>
+        <w:t>Wittner, who lives on a meager state pension with a small supplement for her years spent in prison, feels that something has been lost, though communism is gone and Hungary is democratic.</w:t>
+        <w:br/>
+        <w:t>"Today everybody thinks about money," she said, "and people forget there are much more important things. There is freedom, the home and country. We wanted it and we fought for it, even though we were naive."</w:t>
       </w:r>
     </w:p>
     <w:sectPr>

--- a/example_articles/countries/Hungary/2.countries_Hungary_Other_publisher.docx
+++ b/example_articles/countries/Hungary/2.countries_Hungary_Other_publisher.docx
@@ -7,7 +7,7 @@
         <w:pStyle w:val="Heading1"/>
       </w:pPr>
       <w:r>
-        <w:t>WHEN THE REBELS OF HUNGARY ROCKED THE SOVIET EMPIRE&lt; IT WAS 40 YEARS AGO, AGAINST THE ODDS, AND MANY DIED. BUT THE UPRISING SHOWED&lt; A THIRST FOR FREEDOM THAT, IN THE END, WAS QUENCHED, HISTORIANS SAY.</w:t>
+        <w:t>WHERE FREEDOM IS SPELLED S-E-X / IN POST-COMMUNIST BUDAPEST, PORNOGRAPHY FLOURISHES.</w:t>
       </w:r>
     </w:p>
     <w:p>
@@ -17,17 +17,17 @@
     </w:p>
     <w:p>
       <w:r>
-        <w:t>Date: 1996-10-20</w:t>
+        <w:t>Date: 1998-04-28</w:t>
       </w:r>
     </w:p>
     <w:p>
       <w:r>
-        <w:t>Section: NATIONAL; Pg. A02</w:t>
+        <w:t>Section: NATIONAL; Pg. A01</w:t>
       </w:r>
     </w:p>
     <w:p>
       <w:r>
-        <w:t>Source file: Other publishers/Files (500) (27).DOCX</w:t>
+        <w:t>Source file: Other publishers/Files (500) (29).DOCX</w:t>
       </w:r>
     </w:p>
     <w:p>
@@ -49,65 +49,83 @@
     </w:p>
     <w:p>
       <w:r>
-        <w:t>Maria Wittner recalls vividly how she made Molotov cocktails to destroy Soviet tanks 40 years ago.</w:t>
+        <w:t>As a photographer sweated and a producer with kinetic hair fretted, Gabriella Szita peeled off her clothes, twisted down her lipstick, and slid into pornographic poses with three other women in an alcove of streaked mirrors.</w:t>
         <w:br/>
-        <w:t>With her hands, Wittner, 59, makes the motion of filling a bottle and stuffing a rag in its neck. Holding a model tank she keeps on a bookshelf, she shows how young men would aim the bomb just behind the turret to set it on fire.</w:t>
+        <w:t>Szita was one of 20 models in casting calls seeking X-rated cyberbabes. The mirrors, the jumpy producer and the calypso blue walls of the flat were all part of creating a "Futurerotica" Web site.</w:t>
         <w:br/>
-        <w:t>"It was like an explosion, like a fire," Wittner said of the surge of patriotism and anti-Russian feeling that swept Hungary in 1956. Thousands of people fought - and briefly won - against impossible odds in the Oct. 23 uprising that shook Soviet domination of Eastern Europe to its foundations.</w:t>
+        <w:t>The camera flashed. Szita smiled like a damsel and then downloaded to dominatrix. The producer, Imre Horvath, who had spent $10,000 for this gig, sighed, "Man, I hope the future really is this World Wide Web thing."</w:t>
         <w:br/>
-        <w:t>"We were always moving; there was no time to organize," said Wittner, who, as a 19-year-old orphan doing odd jobs in Budapest, joined hundreds of Hungarians holed up in the Corvin Cinema, one of several bases, to battle Soviet troops.</w:t>
+        <w:t>This city of two million on the Danube River is emerging as a hub for European pornography and prostitution. All layers of the sex industry flourish here: Ukrainian mobsters force young girls into prostitution, escort services deliver college-educated women who speak three languages, freelance hookers in leather skirts pout in hotel bars, bordellos rattle on the city's outskirts, and the classifieds offer to satisfy every sexual whim from "superslim grandmas" to the "biggest breasts of Budapest."</w:t>
         <w:br/>
-        <w:t>"We slept only for a few hours at a time. People were killed, and we buried them behind the theater," she said in an interview in her small apartment on the city's outskirts.</w:t>
+        <w:t>Since the fall of communism eight years ago, Eastern Europe has been undergoing a smoldering sexual liberation. Hungary, with its now legalized prostitution and pornography, is the vanguard, a place where Romanians, Slovakians and other women can earn 10 times what they are paid back home as teachers, waitresses and nurses. But Hungarian women rule, accounting for 70 percent of Budapest's 5,000 streetwalkers and call girls, according to police.</w:t>
         <w:br/>
-        <w:t>"We were busy and enthusiastic and I don't remember being afraid," said Wittner, who was seriously wounded by shrapnel, arrested and sentenced to death but released during an amnesty in 1970.</w:t>
+        <w:t>On the upscale end of the libido market, low production expenses draw porn film directors from the United States, Italy and Germany. An X-rated film that would cost $100,000 to shoot in Los Angeles can be made in four days in Budapest for $15,000. Competition among new actresses has pushed a day's shooting fee to as low as $150. Meanwhile, some Hungarian stars have found international acclaim and can demand $5,000 a day.</w:t>
         <w:br/>
-        <w:t>"What I can say is that only youth can really make a revolution. It was a situation where it was easy to die, but we didn't think about it," said Wittner, whose mug shot caught her youthful beauty and haunted gaze.</w:t>
+        <w:t>The city's lascivious allure has been promoted in trade journals, in tourist magazines and on the Internet.</w:t>
         <w:br/>
-        <w:t>The uprising, in which 25,000 people were killed, posed the biggest challenge at that time to Soviet hegemony in Eastern Europe. But it was doomed to failure because the West, fearing that a confrontation could spark World War III, did not intervene.</w:t>
+        <w:t>"Five years ago, nobody knew Hungarian girls were into these films," said Janos Pleszer, a onetime contortionist with the Hungarian circus who produces stag films. "But now, American, Greek, French and other directors are calling for these women. They come here like they came to Germany 10 years ago."</w:t>
         <w:br/>
-        <w:t>After fanning the flames of rebellion with talk of "liberation" in propaganda on Radio Free Europe and Radio Liberty, the West did nothing when the Soviets struck back in early November with a massive invasion of tanks and troops.</w:t>
+        <w:t>Richard Pilt, a photographer hired by Futurerotica, said: "In the early 1990s, girls were beautiful and cheap. But today, the industry is getting expensive. Prices are going up. Girls are represented by agencies. The whole scene is growing and becoming more professional."</w:t>
         <w:br/>
-        <w:t>"This revolution was the first obvious proof of the existence of the status-quo policy [between the superpowers]," said Csaba Bekes, a researcher at Hungary's Institute for the History of the 1956 Revolution.</w:t>
+        <w:t>No one hopes so more than Istvan Kovacs, a heavy-set man in suspenders and blue jeans who twirls unlighted cigars and owns LUXx Video, Hungary's largest erotic film and distribution company. The one-story office, hidden behind the grizzled brick of a mechanic's garage, hums with 40 Panasonic VCRs copying films on $2 cassettes for export across Europe.</w:t>
         <w:br/>
-        <w:t>"That was the lesson. . . . Many people understood, but many did not and still do not."</w:t>
+        <w:t>"We were the first ones to make the porno version of Men in Black," Kovacs said, ordering a secretary to pop in a cassette. He fast-forwarded, broke off from an interview, smiled and said, "Ah, something very special is coming up. Watch. Watch."</w:t>
         <w:br/>
-        <w:t>THE UPRISING GETS CREDIT</w:t>
+        <w:t>There was moaning, a tangle of limbs, a woman doing . . . something.</w:t>
         <w:br/>
-        <w:t>But historians, who obtained access to previously secret Hungarian and Soviet documents when communism collapsed in the late 1980s, say the uprising was not in vain.</w:t>
+        <w:t>The Man in Black wore only his Ray-Bans.</w:t>
         <w:br/>
-        <w:t>"It was the first big blow to communism," said historian Charles Gati, who, at the time, was a 22-year-old journalist who had to flee Hungary because of articles he had written.</w:t>
+        <w:t>"We are not yet as big a market as everyone thinks," Kovacs said. "Last year, 14,000 porno films were shot in the U.S., 6,400 were shot in Europe, and 150 were shot in Hungary. . . . The local market is tapping out. Hungarians can't afford these films. They would rather spend their money on food. But the key to success is Hungarian actresses. Films made with Hungarians do well all over the world. Hungarian girls are beautiful without surgery."</w:t>
         <w:br/>
-        <w:t>"It ruined what we used to call the international communist movement. That very term became a misnomer, and it all started in Hungary," said Gati, now a senior vice president of the U.S. firm Interinvest.</w:t>
+        <w:t>With sex on the TV and posters of naked women on the walls, Kovacs lit his cigar and mused, "One day, I would like to win the porno Oscar award."</w:t>
         <w:br/>
-        <w:t>Hungary, with its motley crew of fighters, many armed only with rocks, found the chinks in the Soviet armor.</w:t>
+        <w:t>Across the pedestrian mall, where Gothic and Baroque buildings peel and flake, Hungary's porn queen, Anita Renaldi, gazed at two large pictures on her wall: one of her nude on a blue Honda motorcycle, the other, a dark Renaissance-style oil painting of the Crucifixion.</w:t>
         <w:br/>
-        <w:t>"It was a serious battle," said Bela Kiraly, a retired general who commanded Hungarian fighters. He said 200 Soviet tanks were destroyed or disabled in the first week of the invasion, more than in some battles in World War II.</w:t>
+        <w:t>"Words are useless in porn videos," said Renaldi, who has appeared twice on the cover of Hustler magazine and last March was Penthouse's Pet of the Month. Unlike Kovacs, who enjoys the sting of satire in his films, Renaldi's are breathless static with music and quick-cut editing. "With no words," she said, "I don't have to worry about dubbing into other languages."</w:t>
         <w:br/>
-        <w:t>"The intensity could not be measured in the head count of the number of dead and wounded. That number remains obscure," said Kiraly, who went to America and returned a few years ago.</w:t>
+        <w:t>Renaldi became an international sex star when she was "18 and bored" and debuted in the film Planet Sex. Since then she has appeared in hundreds of videos and magazines and is president of Touch Me Management, a company that produces, markets and sells adult movies. She is, according to her competitors, a shrewd entrepreneur who crossed easily from bedroom to boardroom.</w:t>
         <w:br/>
-        <w:t>"We were fighting for national independence, for a chance to have national elections, for a democratic government. We achieved some of it, but only for a few days."</w:t>
+        <w:t>She is as blunt as a peep show.</w:t>
         <w:br/>
-        <w:t>MANY FLED OR WERE JAILED</w:t>
+        <w:t>Why don't men wear condoms in her films?</w:t>
         <w:br/>
-        <w:t>Hungary paid a heavy price for its pioneering effort.</w:t>
+        <w:t>"Putting a condom on would be like putting up speed-limit signs on a Formula One racetrack," she replied. "The audience doesn't want caution. This is a risky business. No one is forcing you into this."</w:t>
         <w:br/>
-        <w:t>About 2 percent of Hungary's 10 million population, or 250,000 people, many of them students and intellectuals, fled the country. Hungary, which during the uprising renounced its membership in the Warsaw Pact, was forced to remain in the Soviet bloc for an additional three decades.</w:t>
+        <w:t>How about casting the right actress?</w:t>
         <w:br/>
-        <w:t>Thousands were imprisoned, many were tortured, and hundreds were executed. Children of the uprising's leaders were stigmatized and found their way blocked to schooling or jobs.</w:t>
+        <w:t>"I'm sure I could convince anyone into making erotic films," said Renaldi, who four years ago stopped appearing in movies because she feared AIDS. "Sometimes it takes only an hour to convince a woman I see on the street. I look at her face because sexuality is in her face. Then I look at her a-."</w:t>
         <w:br/>
-        <w:t>"My mother and I were allowed to see my father on his last day, and there were not many who had the chance," said Katalin Kosa, whose father, Pal, the head of a revolutionary council in a working-class district of Budapest, was hanged in 1959.</w:t>
+        <w:t>Many Hungarian women have been drawn to the sex industry because of the "miserable job situation," Renaldi said. Like several former East Bloc countries, Hungary's unemployment rate is nearly 11 percent. The economy is growing but is still struggling with its transition from communism. The net per capita income for Hungarian women is $163 a month.</w:t>
         <w:br/>
-        <w:t>"He had been tortured, but he tried to keep us from crying. He told my mother, 'I don't feel human anymore,' because he had been so beaten up," said Kosa, who went to work at age 14 but managed to continue her schooling under a different name.</w:t>
+        <w:t>With only a silver heart around her neck, Gabriella Szita earned $250 for her afternoon of carnal escapades in posing for Futurerotica. "I used to be a tennis teacher," she said. "But it would take me one month on the court to make what I earn for two nights of dancing. I know I'll never be a top model. I am too strong. But I can do naked, erotic stuff."</w:t>
         <w:br/>
-        <w:t>"He tried to commit suicide but was not successful . . . and he never asked for mercy. They said he was stubborn and so anticommunist there was nothing but to sentence him to death."</w:t>
+        <w:t>In recent years, Szita, 23, has worked as a stripper in Greece and Spain but has stayed off the dance floor in Budapest. "Here," she said, adjusting a bikini top a few sizes too small, "the clubs force girls into prostitution. I would never do that."</w:t>
         <w:br/>
-        <w:t>Imre Nagy, a communist leader who served as prime minister during the uprising, also was executed because he refused to recant. His death still provokes bitter debate in Hungary, where former communists reincarnated as the Hungarian Socialist Party dominate the government and claim Nagy as one of their forebears.</w:t>
+        <w:t>On the fringes of the city, night brings bright green, yellow and leopard hot pants, thongs, knee-high boots, and smiles with chipped and browning teeth. Most of these prostitutes are controlled by Ukrainian or Russian mafia. They blow kisses to passing cars and ferry customers, who pay $5 to $10 for sex, into bordellos such as the Omnibusz, a former stagecoach depot that does as brisk a business as the McDonald's across the street.</w:t>
         <w:br/>
-        <w:t>After a democratic government took office in Hungary in 1990, there was much soul-searching about the uprising, but now it has begun to fade into history.</w:t>
+        <w:t>The prostitutes who roam the Omnibusz will never make it onto the set of a porn movie or into an erotic model shoot. Instead, police say, they will be beaten and sometimes trafficked outside the country. Last year, Hungarian and Austrian police broke up a smuggling ring that enslaved 400 prostitutes.</w:t>
         <w:br/>
-        <w:t>Wittner, who lives on a meager state pension with a small supplement for her years spent in prison, feels that something has been lost, though communism is gone and Hungary is democratic.</w:t>
+        <w:t>"They answer ads that promise them love, welfare, decent jobs," Budapest Police Lt. Col. Jozsef Csaba said. "But they are raped and given drugs until they are broken. It has become fashionable to say Budapest is the Bangkok of Eastern Europe. Tourists come, and the city brings in a lot of money through this fame."</w:t>
         <w:br/>
-        <w:t>"Today everybody thinks about money," she said, "and people forget there are much more important things. There is freedom, the home and country. We wanted it and we fought for it, even though we were naive."</w:t>
+        <w:t>Shortly before 8 p.m., in a working-class part of Budapest, Elisabeth King, one of Hungary's famous porn stars, put on her high heels and lit a few candles. Over the last four years, King has appeared in about 300 X-rated movies. (She has lost count.)</w:t>
+        <w:br/>
+        <w:t>She wrote many of her own screenplays, including the porn version of Sleeping Beauty. But lately she spends fewer hours on the set and more time on her new business: a swingers' club on the second floor of her home. Each night, 30 people, mostly couples looking for a third partner, enter and hang their clothes in gray lockers, the kind used in steel mills and coal mines.</w:t>
+        <w:br/>
+        <w:t>They wander, naked, talking, drinking and watching movies starring King. Slowly, one by one, they wander upstairs to a room cushioned with judo mats. The rest is up to the imagination - and a great deal of stamina.</w:t>
+        <w:br/>
+        <w:t>"Sometimes I join in," said King, whose hot pants contain less linen than a handkerchief. "I don't like to miss a good thing."</w:t>
+        <w:br/>
+        <w:br/>
+        <w:t>Graphic</w:t>
+        <w:br/>
+        <w:br/>
+        <w:t xml:space="preserve"> </w:t>
+        <w:br/>
+        <w:t>PHOTO;</w:t>
+        <w:br/>
+        <w:t>PHOTO</w:t>
+        <w:br/>
+        <w:t>Hungarian porn star Elisabeth King has appeared in about 300 X-rated movies over the last 4 years. She wrote many of the scripts. (For The Inquirer, MARK H. MILSTEIN)</w:t>
       </w:r>
     </w:p>
     <w:sectPr>
